--- a/Collatio/14/1. Textos/2. Limpios/14-D.docx
+++ b/Collatio/14/1. Textos/2. Limpios/14-D.docx
@@ -1,17 +1,17 @@
 
 <file path=word/document.xml><?xml version="1.0" encoding="utf-8"?>
-<w:document xmlns:wpc="http://schemas.microsoft.com/office/word/2010/wordprocessingCanvas" xmlns:cx="http://schemas.microsoft.com/office/drawing/2014/chartex" xmlns:cx1="http://schemas.microsoft.com/office/drawing/2015/9/8/chartex" xmlns:cx2="http://schemas.microsoft.com/office/drawing/2015/10/21/chartex" xmlns:cx3="http://schemas.microsoft.com/office/drawing/2016/5/9/chartex" xmlns:cx4="http://schemas.microsoft.com/office/drawing/2016/5/10/chartex" xmlns:cx5="http://schemas.microsoft.com/office/drawing/2016/5/11/chartex" xmlns:cx6="http://schemas.microsoft.com/office/drawing/2016/5/12/chartex" xmlns:cx7="http://schemas.microsoft.com/office/drawing/2016/5/13/chartex" xmlns:cx8="http://schemas.microsoft.com/office/drawing/2016/5/14/chartex" xmlns:mc="http://schemas.openxmlformats.org/markup-compatibility/2006" xmlns:aink="http://schemas.microsoft.com/office/drawing/2016/ink" xmlns:am3d="http://schemas.microsoft.com/office/drawing/2017/model3d" xmlns:o="urn:schemas-microsoft-com:office:office" xmlns:oel="http://schemas.microsoft.com/office/2019/extlst" xmlns:r="http://schemas.openxmlformats.org/officeDocument/2006/relationships" xmlns:m="http://schemas.openxmlformats.org/officeDocument/2006/math" xmlns:v="urn:schemas-microsoft-com:vml" xmlns:wp14="http://schemas.microsoft.com/office/word/2010/wordprocessingDrawing" xmlns:wp="http://schemas.openxmlformats.org/drawingml/2006/wordprocessingDrawing" xmlns:w10="urn:schemas-microsoft-com:office:word" xmlns:w="http://schemas.openxmlformats.org/wordprocessingml/2006/main" xmlns:w14="http://schemas.microsoft.com/office/word/2010/wordml" xmlns:w15="http://schemas.microsoft.com/office/word/2012/wordml" xmlns:w16cex="http://schemas.microsoft.com/office/word/2018/wordml/cex" xmlns:w16cid="http://schemas.microsoft.com/office/word/2016/wordml/cid" xmlns:w16="http://schemas.microsoft.com/office/word/2018/wordml" xmlns:w16sdtdh="http://schemas.microsoft.com/office/word/2020/wordml/sdtdatahash" xmlns:w16se="http://schemas.microsoft.com/office/word/2015/wordml/symex" xmlns:wpg="http://schemas.microsoft.com/office/word/2010/wordprocessingGroup" xmlns:wpi="http://schemas.microsoft.com/office/word/2010/wordprocessingInk" xmlns:wne="http://schemas.microsoft.com/office/word/2006/wordml" xmlns:wps="http://schemas.microsoft.com/office/word/2010/wordprocessingShape" mc:Ignorable="w14 w15 w16se w16cid w16 w16cex w16sdtdh wp14">
+<w:document xmlns:wpc="http://schemas.microsoft.com/office/word/2010/wordprocessingCanvas" xmlns:cx="http://schemas.microsoft.com/office/drawing/2014/chartex" xmlns:cx1="http://schemas.microsoft.com/office/drawing/2015/9/8/chartex" xmlns:cx2="http://schemas.microsoft.com/office/drawing/2015/10/21/chartex" xmlns:cx3="http://schemas.microsoft.com/office/drawing/2016/5/9/chartex" xmlns:cx4="http://schemas.microsoft.com/office/drawing/2016/5/10/chartex" xmlns:cx5="http://schemas.microsoft.com/office/drawing/2016/5/11/chartex" xmlns:cx6="http://schemas.microsoft.com/office/drawing/2016/5/12/chartex" xmlns:cx7="http://schemas.microsoft.com/office/drawing/2016/5/13/chartex" xmlns:cx8="http://schemas.microsoft.com/office/drawing/2016/5/14/chartex" xmlns:mc="http://schemas.openxmlformats.org/markup-compatibility/2006" xmlns:aink="http://schemas.microsoft.com/office/drawing/2016/ink" xmlns:am3d="http://schemas.microsoft.com/office/drawing/2017/model3d" xmlns:o="urn:schemas-microsoft-com:office:office" xmlns:oel="http://schemas.microsoft.com/office/2019/extlst" xmlns:r="http://schemas.openxmlformats.org/officeDocument/2006/relationships" xmlns:m="http://schemas.openxmlformats.org/officeDocument/2006/math" xmlns:v="urn:schemas-microsoft-com:vml" xmlns:wp14="http://schemas.microsoft.com/office/word/2010/wordprocessingDrawing" xmlns:wp="http://schemas.openxmlformats.org/drawingml/2006/wordprocessingDrawing" xmlns:w10="urn:schemas-microsoft-com:office:word" xmlns:w="http://schemas.openxmlformats.org/wordprocessingml/2006/main" xmlns:w14="http://schemas.microsoft.com/office/word/2010/wordml" xmlns:w15="http://schemas.microsoft.com/office/word/2012/wordml" xmlns:w16cex="http://schemas.microsoft.com/office/word/2018/wordml/cex" xmlns:w16cid="http://schemas.microsoft.com/office/word/2016/wordml/cid" xmlns:w16="http://schemas.microsoft.com/office/word/2018/wordml" xmlns:w16du="http://schemas.microsoft.com/office/word/2023/wordml/word16du" xmlns:w16sdtdh="http://schemas.microsoft.com/office/word/2020/wordml/sdtdatahash" xmlns:w16sdtfl="http://schemas.microsoft.com/office/word/2024/wordml/sdtformatlock" xmlns:w16se="http://schemas.microsoft.com/office/word/2015/wordml/symex" xmlns:wpg="http://schemas.microsoft.com/office/word/2010/wordprocessingGroup" xmlns:wpi="http://schemas.microsoft.com/office/word/2010/wordprocessingInk" xmlns:wne="http://schemas.microsoft.com/office/word/2006/wordml" xmlns:wps="http://schemas.microsoft.com/office/word/2010/wordprocessingShape" mc:Ignorable="w14 w15 w16se w16cid w16 w16cex w16sdtdh w16sdtfl w16du wp14">
   <w:body>
     <w:p>
       <w:pPr>
         <w:rPr>
-          <w:rFonts w:ascii="Garamond" w:hAnsi="Garamond"/>
+          <w:rFonts w:ascii="Brill" w:hAnsi="Brill"/>
           <w:lang w:val="es-ES"/>
         </w:rPr>
       </w:pPr>
       <w:r>
         <w:rPr>
-          <w:rFonts w:ascii="Garamond" w:hAnsi="Garamond"/>
+          <w:rFonts w:ascii="Brill" w:hAnsi="Brill"/>
           <w:lang w:val="es-ES"/>
         </w:rPr>
         <w:t xml:space="preserve">Mas te quiero preguntar ruego te maestro que me digas si </w:t>
@@ -19,7 +19,7 @@
       <w:proofErr w:type="spellStart"/>
       <w:r>
         <w:rPr>
-          <w:rFonts w:ascii="Garamond" w:hAnsi="Garamond"/>
+          <w:rFonts w:ascii="Brill" w:hAnsi="Brill"/>
           <w:lang w:val="es-ES"/>
         </w:rPr>
         <w:t>quando</w:t>
@@ -27,7 +27,7 @@
       <w:proofErr w:type="spellEnd"/>
       <w:r>
         <w:rPr>
-          <w:rFonts w:ascii="Garamond" w:hAnsi="Garamond"/>
+          <w:rFonts w:ascii="Brill" w:hAnsi="Brill"/>
           <w:lang w:val="es-ES"/>
         </w:rPr>
         <w:t xml:space="preserve"> Jesucristo nuestro señor lo pusieron en la cruz e </w:t>
@@ -35,7 +35,7 @@
       <w:proofErr w:type="spellStart"/>
       <w:r>
         <w:rPr>
-          <w:rFonts w:ascii="Garamond" w:hAnsi="Garamond"/>
+          <w:rFonts w:ascii="Brill" w:hAnsi="Brill"/>
           <w:lang w:val="es-ES"/>
         </w:rPr>
         <w:t>murio</w:t>
@@ -43,7 +43,7 @@
       <w:proofErr w:type="spellEnd"/>
       <w:r>
         <w:rPr>
-          <w:rFonts w:ascii="Garamond" w:hAnsi="Garamond"/>
+          <w:rFonts w:ascii="Brill" w:hAnsi="Brill"/>
           <w:lang w:val="es-ES"/>
         </w:rPr>
         <w:t xml:space="preserve"> si esta muerte si fue tan bien en la </w:t>
@@ -51,7 +51,7 @@
       <w:proofErr w:type="spellStart"/>
       <w:r>
         <w:rPr>
-          <w:rFonts w:ascii="Garamond" w:hAnsi="Garamond"/>
+          <w:rFonts w:ascii="Brill" w:hAnsi="Brill"/>
           <w:lang w:val="es-ES"/>
         </w:rPr>
         <w:t>divinidat</w:t>
@@ -59,7 +59,7 @@
       <w:proofErr w:type="spellEnd"/>
       <w:r>
         <w:rPr>
-          <w:rFonts w:ascii="Garamond" w:hAnsi="Garamond"/>
+          <w:rFonts w:ascii="Brill" w:hAnsi="Brill"/>
           <w:lang w:val="es-ES"/>
         </w:rPr>
         <w:t xml:space="preserve"> como en la </w:t>
@@ -67,7 +67,7 @@
       <w:proofErr w:type="spellStart"/>
       <w:r>
         <w:rPr>
-          <w:rFonts w:ascii="Garamond" w:hAnsi="Garamond"/>
+          <w:rFonts w:ascii="Brill" w:hAnsi="Brill"/>
           <w:lang w:val="es-ES"/>
         </w:rPr>
         <w:t>umanidat</w:t>
@@ -75,7 +75,7 @@
       <w:proofErr w:type="spellEnd"/>
       <w:r>
         <w:rPr>
-          <w:rFonts w:ascii="Garamond" w:hAnsi="Garamond"/>
+          <w:rFonts w:ascii="Brill" w:hAnsi="Brill"/>
           <w:lang w:val="es-ES"/>
         </w:rPr>
         <w:t xml:space="preserve"> de la carne </w:t>
@@ -83,7 +83,7 @@
       <w:proofErr w:type="spellStart"/>
       <w:r>
         <w:rPr>
-          <w:rFonts w:ascii="Garamond" w:hAnsi="Garamond"/>
+          <w:rFonts w:ascii="Brill" w:hAnsi="Brill"/>
           <w:lang w:val="es-ES"/>
         </w:rPr>
         <w:t>respondio</w:t>
@@ -91,31 +91,15 @@
       <w:proofErr w:type="spellEnd"/>
       <w:r>
         <w:rPr>
-          <w:rFonts w:ascii="Garamond" w:hAnsi="Garamond"/>
-          <w:lang w:val="es-ES"/>
-        </w:rPr>
-        <w:t xml:space="preserve"> le el maestro ya te yo </w:t>
-      </w:r>
-      <w:proofErr w:type="spellStart"/>
-      <w:r>
-        <w:rPr>
-          <w:rFonts w:ascii="Garamond" w:hAnsi="Garamond"/>
-          <w:lang w:val="es-ES"/>
-        </w:rPr>
-        <w:t>dixe</w:t>
-      </w:r>
-      <w:proofErr w:type="spellEnd"/>
-      <w:r>
-        <w:rPr>
-          <w:rFonts w:ascii="Garamond" w:hAnsi="Garamond"/>
-          <w:lang w:val="es-ES"/>
-        </w:rPr>
-        <w:t xml:space="preserve"> de primero que dios non </w:t>
-      </w:r>
-      <w:proofErr w:type="spellStart"/>
-      <w:r>
-        <w:rPr>
-          <w:rFonts w:ascii="Garamond" w:hAnsi="Garamond"/>
+          <w:rFonts w:ascii="Brill" w:hAnsi="Brill"/>
+          <w:lang w:val="es-ES"/>
+        </w:rPr>
+        <w:t xml:space="preserve"> le el maestro ya te yo dixe de primero que dios non </w:t>
+      </w:r>
+      <w:proofErr w:type="spellStart"/>
+      <w:r>
+        <w:rPr>
+          <w:rFonts w:ascii="Brill" w:hAnsi="Brill"/>
           <w:lang w:val="es-ES"/>
         </w:rPr>
         <w:t>avia</w:t>
@@ -123,47 +107,15 @@
       <w:proofErr w:type="spellEnd"/>
       <w:r>
         <w:rPr>
-          <w:rFonts w:ascii="Garamond" w:hAnsi="Garamond"/>
-          <w:lang w:val="es-ES"/>
-        </w:rPr>
-        <w:t xml:space="preserve"> </w:t>
-      </w:r>
-      <w:proofErr w:type="spellStart"/>
-      <w:r>
-        <w:rPr>
-          <w:rFonts w:ascii="Garamond" w:hAnsi="Garamond"/>
-          <w:lang w:val="es-ES"/>
-        </w:rPr>
-        <w:t>comienço</w:t>
-      </w:r>
-      <w:proofErr w:type="spellEnd"/>
-      <w:r>
-        <w:rPr>
-          <w:rFonts w:ascii="Garamond" w:hAnsi="Garamond"/>
-          <w:lang w:val="es-ES"/>
-        </w:rPr>
-        <w:t xml:space="preserve"> </w:t>
-      </w:r>
-      <w:proofErr w:type="spellStart"/>
-      <w:r>
-        <w:rPr>
-          <w:rFonts w:ascii="Garamond" w:hAnsi="Garamond"/>
-          <w:lang w:val="es-ES"/>
-        </w:rPr>
-        <w:t>nin</w:t>
-      </w:r>
-      <w:proofErr w:type="spellEnd"/>
-      <w:r>
-        <w:rPr>
-          <w:rFonts w:ascii="Garamond" w:hAnsi="Garamond"/>
-          <w:lang w:val="es-ES"/>
-        </w:rPr>
-        <w:t xml:space="preserve"> fin pues si dios muriera </w:t>
-      </w:r>
-      <w:proofErr w:type="spellStart"/>
-      <w:r>
-        <w:rPr>
-          <w:rFonts w:ascii="Garamond" w:hAnsi="Garamond"/>
+          <w:rFonts w:ascii="Brill" w:hAnsi="Brill"/>
+          <w:lang w:val="es-ES"/>
+        </w:rPr>
+        <w:t xml:space="preserve"> comienço nin fin pues si dios muriera </w:t>
+      </w:r>
+      <w:proofErr w:type="spellStart"/>
+      <w:r>
+        <w:rPr>
+          <w:rFonts w:ascii="Brill" w:hAnsi="Brill"/>
           <w:lang w:val="es-ES"/>
         </w:rPr>
         <w:t>convinie</w:t>
@@ -171,31 +123,15 @@
       <w:proofErr w:type="spellEnd"/>
       <w:r>
         <w:rPr>
-          <w:rFonts w:ascii="Garamond" w:hAnsi="Garamond"/>
-          <w:lang w:val="es-ES"/>
-        </w:rPr>
-        <w:t xml:space="preserve"> que </w:t>
-      </w:r>
-      <w:proofErr w:type="spellStart"/>
-      <w:r>
-        <w:rPr>
-          <w:rFonts w:ascii="Garamond" w:hAnsi="Garamond"/>
-          <w:lang w:val="es-ES"/>
-        </w:rPr>
-        <w:t>oviese</w:t>
-      </w:r>
-      <w:proofErr w:type="spellEnd"/>
-      <w:r>
-        <w:rPr>
-          <w:rFonts w:ascii="Garamond" w:hAnsi="Garamond"/>
-          <w:lang w:val="es-ES"/>
-        </w:rPr>
-        <w:t xml:space="preserve"> fin </w:t>
-      </w:r>
-      <w:proofErr w:type="spellStart"/>
-      <w:r>
-        <w:rPr>
-          <w:rFonts w:ascii="Garamond" w:hAnsi="Garamond"/>
+          <w:rFonts w:ascii="Brill" w:hAnsi="Brill"/>
+          <w:lang w:val="es-ES"/>
+        </w:rPr>
+        <w:t xml:space="preserve"> que oviese fin </w:t>
+      </w:r>
+      <w:proofErr w:type="spellStart"/>
+      <w:r>
+        <w:rPr>
+          <w:rFonts w:ascii="Brill" w:hAnsi="Brill"/>
           <w:lang w:val="es-ES"/>
         </w:rPr>
         <w:t>mas</w:t>
@@ -203,7 +139,7 @@
       <w:proofErr w:type="spellEnd"/>
       <w:r>
         <w:rPr>
-          <w:rFonts w:ascii="Garamond" w:hAnsi="Garamond"/>
+          <w:rFonts w:ascii="Brill" w:hAnsi="Brill"/>
           <w:lang w:val="es-ES"/>
         </w:rPr>
         <w:t xml:space="preserve"> sabe tu por cierto que la su muerte non fue si non la carne ca la santa </w:t>
@@ -211,7 +147,7 @@
       <w:proofErr w:type="spellStart"/>
       <w:r>
         <w:rPr>
-          <w:rFonts w:ascii="Garamond" w:hAnsi="Garamond"/>
+          <w:rFonts w:ascii="Brill" w:hAnsi="Brill"/>
           <w:lang w:val="es-ES"/>
         </w:rPr>
         <w:t>divinidat</w:t>
@@ -219,7 +155,7 @@
       <w:proofErr w:type="spellEnd"/>
       <w:r>
         <w:rPr>
-          <w:rFonts w:ascii="Garamond" w:hAnsi="Garamond"/>
+          <w:rFonts w:ascii="Brill" w:hAnsi="Brill"/>
           <w:lang w:val="es-ES"/>
         </w:rPr>
         <w:t xml:space="preserve"> nunca </w:t>
@@ -227,7 +163,7 @@
       <w:proofErr w:type="spellStart"/>
       <w:r>
         <w:rPr>
-          <w:rFonts w:ascii="Garamond" w:hAnsi="Garamond"/>
+          <w:rFonts w:ascii="Brill" w:hAnsi="Brill"/>
           <w:lang w:val="es-ES"/>
         </w:rPr>
         <w:t>murio</w:t>
@@ -235,31 +171,15 @@
       <w:proofErr w:type="spellEnd"/>
       <w:r>
         <w:rPr>
-          <w:rFonts w:ascii="Garamond" w:hAnsi="Garamond"/>
-          <w:lang w:val="es-ES"/>
-        </w:rPr>
-        <w:t xml:space="preserve"> </w:t>
-      </w:r>
-      <w:proofErr w:type="spellStart"/>
-      <w:r>
-        <w:rPr>
-          <w:rFonts w:ascii="Garamond" w:hAnsi="Garamond"/>
-          <w:lang w:val="es-ES"/>
-        </w:rPr>
-        <w:t>nin</w:t>
-      </w:r>
-      <w:proofErr w:type="spellEnd"/>
-      <w:r>
-        <w:rPr>
-          <w:rFonts w:ascii="Garamond" w:hAnsi="Garamond"/>
-          <w:lang w:val="es-ES"/>
-        </w:rPr>
-        <w:t xml:space="preserve"> </w:t>
-      </w:r>
-      <w:proofErr w:type="spellStart"/>
-      <w:r>
-        <w:rPr>
-          <w:rFonts w:ascii="Garamond" w:hAnsi="Garamond"/>
+          <w:rFonts w:ascii="Brill" w:hAnsi="Brill"/>
+          <w:lang w:val="es-ES"/>
+        </w:rPr>
+        <w:t xml:space="preserve"> nin </w:t>
+      </w:r>
+      <w:proofErr w:type="spellStart"/>
+      <w:r>
+        <w:rPr>
+          <w:rFonts w:ascii="Brill" w:hAnsi="Brill"/>
           <w:lang w:val="es-ES"/>
         </w:rPr>
         <w:t>podria</w:t>
@@ -267,7 +187,7 @@
       <w:proofErr w:type="spellEnd"/>
       <w:r>
         <w:rPr>
-          <w:rFonts w:ascii="Garamond" w:hAnsi="Garamond"/>
+          <w:rFonts w:ascii="Brill" w:hAnsi="Brill"/>
           <w:lang w:val="es-ES"/>
         </w:rPr>
         <w:t xml:space="preserve"> morir</w:t>
@@ -284,7 +204,7 @@
 </file>
 
 <file path=word/styles.xml><?xml version="1.0" encoding="utf-8"?>
-<w:styles xmlns:mc="http://schemas.openxmlformats.org/markup-compatibility/2006" xmlns:r="http://schemas.openxmlformats.org/officeDocument/2006/relationships" xmlns:w="http://schemas.openxmlformats.org/wordprocessingml/2006/main" xmlns:w14="http://schemas.microsoft.com/office/word/2010/wordml" xmlns:w15="http://schemas.microsoft.com/office/word/2012/wordml" xmlns:w16cex="http://schemas.microsoft.com/office/word/2018/wordml/cex" xmlns:w16cid="http://schemas.microsoft.com/office/word/2016/wordml/cid" xmlns:w16="http://schemas.microsoft.com/office/word/2018/wordml" xmlns:w16sdtdh="http://schemas.microsoft.com/office/word/2020/wordml/sdtdatahash" xmlns:w16se="http://schemas.microsoft.com/office/word/2015/wordml/symex" mc:Ignorable="w14 w15 w16se w16cid w16 w16cex w16sdtdh">
+<w:styles xmlns:mc="http://schemas.openxmlformats.org/markup-compatibility/2006" xmlns:r="http://schemas.openxmlformats.org/officeDocument/2006/relationships" xmlns:w="http://schemas.openxmlformats.org/wordprocessingml/2006/main" xmlns:w14="http://schemas.microsoft.com/office/word/2010/wordml" xmlns:w15="http://schemas.microsoft.com/office/word/2012/wordml" xmlns:w16cex="http://schemas.microsoft.com/office/word/2018/wordml/cex" xmlns:w16cid="http://schemas.microsoft.com/office/word/2016/wordml/cid" xmlns:w16="http://schemas.microsoft.com/office/word/2018/wordml" xmlns:w16du="http://schemas.microsoft.com/office/word/2023/wordml/word16du" xmlns:w16sdtdh="http://schemas.microsoft.com/office/word/2020/wordml/sdtdatahash" xmlns:w16sdtfl="http://schemas.microsoft.com/office/word/2024/wordml/sdtformatlock" xmlns:w16se="http://schemas.microsoft.com/office/word/2015/wordml/symex" mc:Ignorable="w14 w15 w16se w16cid w16 w16cex w16sdtdh w16sdtfl w16du">
   <w:docDefaults>
     <w:rPrDefault>
       <w:rPr>
